--- a/public/gallery/examples/data-analyst/zh-hant-tw/resume.docx
+++ b/public/gallery/examples/data-analyst/zh-hant-tw/resume.docx
@@ -66,7 +66,7 @@
         </w:rPr>
         <w:t xml:space="preserve">📧 </w:t>
       </w:r>
-      <w:hyperlink w:history="1" r:id="rIdzzaqwb3jedvfy7ioixb2e">
+      <w:hyperlink w:history="1" r:id="rId2yjx3nxhuju5wmtmcaytc">
         <w:r>
           <w:rPr>
             <w:sz w:val="18"/>
@@ -89,7 +89,7 @@
         </w:rPr>
         <w:t xml:space="preserve">🔗 </w:t>
       </w:r>
-      <w:hyperlink w:history="1" r:id="rIdxy_eg6wendpocadavmgjj">
+      <w:hyperlink w:history="1" r:id="rIdauj1tgsu6b3w-dc5dx6g0">
         <w:r>
           <w:rPr>
             <w:sz w:val="18"/>
@@ -124,7 +124,7 @@
         <w:spacing w:after="200" w:line="276"/>
         <w:jc w:val="center"/>
       </w:pPr>
-      <w:hyperlink w:history="1" r:id="rIdlp4uqvx8zjnln_-xxon9e">
+      <w:hyperlink w:history="1" r:id="rId4wtsahdkc_ckcovrlklb1">
         <w:r>
           <w:rPr>
             <w:sz w:val="18"/>
@@ -140,7 +140,7 @@
         </w:rPr>
         <w:t xml:space="preserve"> • </w:t>
       </w:r>
-      <w:hyperlink w:history="1" r:id="rIdzp7glwktfsmhq5hm5hhil">
+      <w:hyperlink w:history="1" r:id="rId3zbngjbddhyzs5vpd_dv4">
         <w:r>
           <w:rPr>
             <w:sz w:val="18"/>
@@ -156,7 +156,7 @@
         </w:rPr>
         <w:t xml:space="preserve"> • </w:t>
       </w:r>
-      <w:hyperlink w:history="1" r:id="rIdzz3itygbgyfwu-nbbqjjj">
+      <w:hyperlink w:history="1" r:id="rIdorp0schaceay3jlhoupkj">
         <w:r>
           <w:rPr>
             <w:sz w:val="18"/>
@@ -239,7 +239,7 @@
         </w:rPr>
         <w:t xml:space="preserve">	</w:t>
       </w:r>
-      <w:hyperlink w:history="1" r:id="rIdabq0-q8egxz6axwulta78">
+      <w:hyperlink w:history="1" r:id="rIdyw12cwlwi7us06f9joezn">
         <w:r>
           <w:rPr>
             <w:sz w:val="18"/>
@@ -402,7 +402,7 @@
         </w:rPr>
         <w:t xml:space="preserve">	</w:t>
       </w:r>
-      <w:hyperlink w:history="1" r:id="rIddjxdozcam0bw1png1mcfk">
+      <w:hyperlink w:history="1" r:id="rIdwlmon7p4d9oas9e05twl5">
         <w:r>
           <w:rPr>
             <w:sz w:val="18"/>
@@ -565,7 +565,7 @@
         </w:rPr>
         <w:t xml:space="preserve">	</w:t>
       </w:r>
-      <w:hyperlink w:history="1" r:id="rId36xmp4j8fjqyu-pdi31o_">
+      <w:hyperlink w:history="1" r:id="rIdvxa-_qpc5tgrq736nbwct">
         <w:r>
           <w:rPr>
             <w:sz w:val="18"/>
@@ -993,7 +993,7 @@
         </w:rPr>
         <w:t xml:space="preserve">	</w:t>
       </w:r>
-      <w:hyperlink w:history="1" r:id="rIdw-ktcmq6faa1f-jq9tpvj">
+      <w:hyperlink w:history="1" r:id="rIdeq53qdsuugo70zb9ux6tg">
         <w:r>
           <w:rPr>
             <w:sz w:val="18"/>
@@ -1059,7 +1059,7 @@
         </w:rPr>
         <w:t xml:space="preserve">	</w:t>
       </w:r>
-      <w:hyperlink w:history="1" r:id="rIdnsa5odmc2-2qs59m7gtox">
+      <w:hyperlink w:history="1" r:id="rIdldbuh1kpsez20wcc2kfzc">
         <w:r>
           <w:rPr>
             <w:sz w:val="18"/>
@@ -1144,7 +1144,7 @@
         </w:rPr>
         <w:t xml:space="preserve">	</w:t>
       </w:r>
-      <w:hyperlink w:history="1" r:id="rIdzg3wyoopijy3nfdrtxjz_">
+      <w:hyperlink w:history="1" r:id="rId_j2gcerx8z-cuuj3zfror">
         <w:r>
           <w:rPr>
             <w:sz w:val="18"/>
@@ -1288,7 +1288,7 @@
         </w:rPr>
         <w:t xml:space="preserve">	</w:t>
       </w:r>
-      <w:hyperlink w:history="1" r:id="rIdperjvqz0eg_k45tsrh4gr">
+      <w:hyperlink w:history="1" r:id="rIdzjzu-7373k0vsbqvsttyx">
         <w:r>
           <w:rPr>
             <w:sz w:val="18"/>
@@ -1493,7 +1493,7 @@
         </w:rPr>
         <w:t xml:space="preserve">	</w:t>
       </w:r>
-      <w:hyperlink w:history="1" r:id="rIdfmb_ljmoax60nohatdq9m">
+      <w:hyperlink w:history="1" r:id="rIdfzr2geb7f1eyq8l25rexz">
         <w:r>
           <w:rPr>
             <w:sz w:val="18"/>
